--- a/эталон_сборки/default_protocol_tehnicheskiy.docx
+++ b/эталон_сборки/default_protocol_tehnicheskiy.docx
@@ -109,13 +109,15 @@
         <w:jc w:val="center"/>
         <w:rPr>
           <w:rFonts w:ascii="Times New Roman" w:hAnsi="Times New Roman"/>
-        </w:rPr>
-      </w:pPr>
-      <w:r>
-        <w:rPr>
-          <w:rFonts w:ascii="Times New Roman" w:hAnsi="Times New Roman"/>
-        </w:rPr>
-        <w:t>__________________________________________________________________________________</w:t>
+          <w:sz w:val="24"/>
+        </w:rPr>
+      </w:pPr>
+      <w:r>
+        <w:rPr>
+          <w:rFonts w:ascii="Times New Roman" w:hAnsi="Times New Roman"/>
+          <w:sz w:val="24"/>
+        </w:rPr>
+        <w:t>{{ПОДРАЗДЕЛЕНИЕ_ПРОВЕРКИ}}</w:t>
       </w:r>
     </w:p>
     <w:p>
@@ -172,60 +174,22 @@
         <w:widowControl/>
         <w:rPr>
           <w:rFonts w:ascii="Times New Roman" w:hAnsi="Times New Roman"/>
-          <w:sz w:val="22"/>
-        </w:rPr>
-      </w:pPr>
-      <w:r>
-        <w:rPr>
-          <w:rFonts w:ascii="Times New Roman" w:hAnsi="Times New Roman"/>
-          <w:sz w:val="22"/>
-        </w:rPr>
-        <w:t xml:space="preserve">В соответствии с приказом руководителя </w:t>
-      </w:r>
-      <w:r>
-        <w:rPr>
-          <w:rFonts w:ascii="Times New Roman" w:hAnsi="Times New Roman"/>
-          <w:sz w:val="22"/>
-        </w:rPr>
-        <w:t>________________</w:t>
-      </w:r>
-      <w:r>
-        <w:rPr>
-          <w:rFonts w:ascii="Times New Roman" w:hAnsi="Times New Roman"/>
-          <w:sz w:val="22"/>
-        </w:rPr>
-        <w:t xml:space="preserve"> </w:t>
-      </w:r>
-      <w:r>
-        <w:rPr>
-          <w:rFonts w:ascii="Times New Roman" w:hAnsi="Times New Roman"/>
-          <w:sz w:val="22"/>
-        </w:rPr>
-        <w:t>от «__» _______ 20__ г. № ___</w:t>
+          <w:sz w:val="24"/>
+        </w:rPr>
+      </w:pPr>
+      <w:r>
+        <w:rPr>
+          <w:rFonts w:ascii="Times New Roman" w:hAnsi="Times New Roman"/>
+          <w:sz w:val="24"/>
+        </w:rPr>
+        <w:t>В соответствии с приказом {{УТВЕРДИЛ_ПРИКАЗ}} от «__» _______ 20__ г. № ___</w:t>
       </w:r>
     </w:p>
     <w:p>
       <w:pPr>
         <w:pStyle w:val="ConsNonformat"/>
         <w:widowControl/>
-        <w:ind w:firstLine="1106"/>
-        <w:jc w:val="center"/>
-        <w:rPr>
-          <w:rFonts w:ascii="Times New Roman" w:hAnsi="Times New Roman"/>
-        </w:rPr>
-      </w:pPr>
-      <w:r>
-        <w:rPr>
-          <w:rFonts w:ascii="Times New Roman" w:hAnsi="Times New Roman"/>
-        </w:rPr>
-        <w:t>Н</w:t>
-      </w:r>
-      <w:r>
-        <w:rPr>
-          <w:rFonts w:ascii="Times New Roman" w:hAnsi="Times New Roman"/>
-        </w:rPr>
-        <w:t>аименование организации</w:t>
-      </w:r>
+      </w:pPr>
     </w:p>
     <w:p>
       <w:pPr>
@@ -658,6 +622,7 @@
                 <w:szCs w:val="22"/>
               </w:rPr>
             </w:pPr>
+            <w:proofErr w:type="spellStart"/>
             <w:r>
               <w:rPr>
                 <w:rFonts w:ascii="Times New Roman" w:hAnsi="Times New Roman" w:cs="Times New Roman"/>
@@ -680,8 +645,28 @@
                 <w:sz w:val="22"/>
                 <w:szCs w:val="22"/>
               </w:rPr>
-              <w:t>ние подраз</w:t>
-            </w:r>
+              <w:t>ние</w:t>
+            </w:r>
+            <w:proofErr w:type="spellEnd"/>
+            <w:r>
+              <w:rPr>
+                <w:rFonts w:ascii="Times New Roman" w:hAnsi="Times New Roman" w:cs="Times New Roman"/>
+                <w:sz w:val="22"/>
+                <w:szCs w:val="22"/>
+              </w:rPr>
+              <w:t xml:space="preserve"> </w:t>
+            </w:r>
+            <w:proofErr w:type="spellStart"/>
+            <w:proofErr w:type="gramStart"/>
+            <w:r>
+              <w:rPr>
+                <w:rFonts w:ascii="Times New Roman" w:hAnsi="Times New Roman" w:cs="Times New Roman"/>
+                <w:sz w:val="22"/>
+                <w:szCs w:val="22"/>
+              </w:rPr>
+              <w:t>подраз</w:t>
+            </w:r>
+            <w:proofErr w:type="spellEnd"/>
             <w:r>
               <w:rPr>
                 <w:rFonts w:ascii="Times New Roman" w:hAnsi="Times New Roman" w:cs="Times New Roman"/>
@@ -696,7 +681,16 @@
                 <w:sz w:val="22"/>
                 <w:szCs w:val="22"/>
               </w:rPr>
-              <w:t xml:space="preserve">деления (цех, участок, отдел и </w:t>
+              <w:t>деления</w:t>
+            </w:r>
+            <w:proofErr w:type="gramEnd"/>
+            <w:r>
+              <w:rPr>
+                <w:rFonts w:ascii="Times New Roman" w:hAnsi="Times New Roman" w:cs="Times New Roman"/>
+                <w:sz w:val="22"/>
+                <w:szCs w:val="22"/>
+              </w:rPr>
+              <w:t xml:space="preserve"> (цех, участок, отдел и </w:t>
             </w:r>
             <w:r>
               <w:rPr>
@@ -743,7 +737,16 @@
                 <w:sz w:val="22"/>
                 <w:szCs w:val="22"/>
               </w:rPr>
-              <w:t>Результат проверки знания (удовле</w:t>
+              <w:t>Результат проверки знания (</w:t>
+            </w:r>
+            <w:proofErr w:type="spellStart"/>
+            <w:r>
+              <w:rPr>
+                <w:rFonts w:ascii="Times New Roman" w:hAnsi="Times New Roman" w:cs="Times New Roman"/>
+                <w:sz w:val="22"/>
+                <w:szCs w:val="22"/>
+              </w:rPr>
+              <w:t>удовле</w:t>
             </w:r>
             <w:r>
               <w:rPr>
@@ -759,15 +762,34 @@
                 <w:sz w:val="22"/>
                 <w:szCs w:val="22"/>
               </w:rPr>
-              <w:t>творительно/</w:t>
-            </w:r>
-            <w:r>
-              <w:rPr>
-                <w:rFonts w:ascii="Times New Roman" w:hAnsi="Times New Roman" w:cs="Times New Roman"/>
-                <w:sz w:val="22"/>
-                <w:szCs w:val="22"/>
-              </w:rPr>
-              <w:t>неудо-влетворительно)</w:t>
+              <w:t>творительно</w:t>
+            </w:r>
+            <w:proofErr w:type="spellEnd"/>
+            <w:r>
+              <w:rPr>
+                <w:rFonts w:ascii="Times New Roman" w:hAnsi="Times New Roman" w:cs="Times New Roman"/>
+                <w:sz w:val="22"/>
+                <w:szCs w:val="22"/>
+              </w:rPr>
+              <w:t>/</w:t>
+            </w:r>
+            <w:proofErr w:type="spellStart"/>
+            <w:r>
+              <w:rPr>
+                <w:rFonts w:ascii="Times New Roman" w:hAnsi="Times New Roman" w:cs="Times New Roman"/>
+                <w:sz w:val="22"/>
+                <w:szCs w:val="22"/>
+              </w:rPr>
+              <w:t>неудо-влетворительно</w:t>
+            </w:r>
+            <w:proofErr w:type="spellEnd"/>
+            <w:r>
+              <w:rPr>
+                <w:rFonts w:ascii="Times New Roman" w:hAnsi="Times New Roman" w:cs="Times New Roman"/>
+                <w:sz w:val="22"/>
+                <w:szCs w:val="22"/>
+              </w:rPr>
+              <w:t>)</w:t>
             </w:r>
           </w:p>
         </w:tc>
@@ -857,6 +879,7 @@
               </w:rPr>
               <w:t xml:space="preserve"> </w:t>
             </w:r>
+            <w:proofErr w:type="spellStart"/>
             <w:r>
               <w:rPr>
                 <w:rFonts w:ascii="Times New Roman" w:hAnsi="Times New Roman" w:cs="Times New Roman"/>
@@ -881,6 +904,7 @@
               </w:rPr>
               <w:t>емого</w:t>
             </w:r>
+            <w:proofErr w:type="spellEnd"/>
           </w:p>
         </w:tc>
       </w:tr>
